--- a/docs/FirstGate_AI_Release_Notes_v1.0.docx
+++ b/docs/FirstGate_AI_Release_Notes_v1.0.docx
@@ -266,7 +266,7 @@
           <w:color w:val="1E293B"/>
           <w:sz w:val="21"/>
         </w:rPr>
-        <w:t>品牌坚持「稳扎稳打、务实工程」原则，严禁编造任何夸大的虚拟数据（如虚假的数十万张 GPU 或百个数据中心），所有宣传与产品功能均建立在创始人 20 多年真实的 Enterprise IT、MSP 托管服务、路由交换组网、网络安全防御、金融合规（SOC2 / NY DFS）以及勒索病毒危机救援的硬核技术沉淀之上。</w:t>
+        <w:t>品牌坚持「稳扎稳打、务实工程」原则，严禁编造任何夸大的虚拟数据（如虚假的数十万张 GPU 或百个数据中心），所有宣传与产品功能均建立在创始人自 1997 年起近三十年真实的 Enterprise IT、MSP 托管服务、路由交换组网、网络安全防御、金融合规（SOC2 / NY DFS）以及勒索病毒危机救援的硬核技术沉淀之上。</w:t>
       </w:r>
     </w:p>
     <w:p>
